--- a/CulturaDigitalEContemporanea/Avaliacao/TerceiroTrimestre/Recuperacao/RecuperacaoCulturaDigital3anoSegundoTrimestre2025.docx
+++ b/CulturaDigitalEContemporanea/Avaliacao/TerceiroTrimestre/Recuperacao/RecuperacaoCulturaDigital3anoSegundoTrimestre2025.docx
@@ -467,7 +467,23 @@
           <w:rFonts w:ascii="Times New Roman" w:hAnsi="Times New Roman" w:cs="Times New Roman"/>
           <w:highlight w:val="yellow"/>
         </w:rPr>
-        <w:t xml:space="preserve">AVALIAÇÃO DE CULTURA DIGITAL E COMTEMPORÂNEA - </w:t>
+        <w:t>RECUPERAÇÃO</w:t>
+      </w:r>
+      <w:r>
+        <w:rPr>
+          <w:rFonts w:ascii="Times New Roman" w:hAnsi="Times New Roman" w:cs="Times New Roman"/>
+          <w:highlight w:val="yellow"/>
+        </w:rPr>
+        <w:t xml:space="preserve"> DE CULTURA DIGITAL E CON</w:t>
+      </w:r>
+      <w:bookmarkStart w:id="0" w:name="_GoBack"/>
+      <w:bookmarkEnd w:id="0"/>
+      <w:r>
+        <w:rPr>
+          <w:rFonts w:ascii="Times New Roman" w:hAnsi="Times New Roman" w:cs="Times New Roman"/>
+          <w:highlight w:val="yellow"/>
+        </w:rPr>
+        <w:t xml:space="preserve">TEMPORÂNEA - </w:t>
       </w:r>
       <w:r>
         <w:rPr>
@@ -1034,7 +1050,6 @@
           <w:lang w:eastAsia="pt-BR"/>
         </w:rPr>
       </w:pPr>
-      <w:bookmarkStart w:id="0" w:name="_GoBack"/>
       <w:r>
         <w:rPr>
           <w:rFonts w:ascii="Arial" w:eastAsia="Times New Roman" w:hAnsi="Arial" w:cs="Arial"/>
@@ -1046,7 +1061,6 @@
         </w:rPr>
         <w:t>Respostas aqui:</w:t>
       </w:r>
-      <w:bookmarkEnd w:id="0"/>
     </w:p>
     <w:sectPr>
       <w:pgSz w:w="11906" w:h="16838"/>
@@ -15202,7 +15216,7 @@
 </file>
 
 <file path=customXml/itemProps1.xml><?xml version="1.0" encoding="utf-8"?>
-<ds:datastoreItem xmlns:ds="http://schemas.openxmlformats.org/officeDocument/2006/customXml" ds:itemID="{0D2977EF-D0CB-4986-A6D3-68A1F64EF6C4}">
+<ds:datastoreItem xmlns:ds="http://schemas.openxmlformats.org/officeDocument/2006/customXml" ds:itemID="{F4C876B7-627F-4225-BCA5-F6BFC7FC4F48}">
   <ds:schemaRefs>
     <ds:schemaRef ds:uri="http://schemas.openxmlformats.org/officeDocument/2006/bibliography"/>
   </ds:schemaRefs>
